--- a/!Готовые работы/6.docx
+++ b/!Готовые работы/6.docx
@@ -4,165 +4,1465 @@
   <w:body>
     <w:p>
       <w:pPr>
-        <w:ind w:firstLine="0"/>
-        <w:jc w:val="center"/>
+        <w:pStyle w:val="1"/>
+        <w:ind w:left="851"/>
+        <w:rPr>
+          <w:sz w:val="28"/>
+          <w:szCs w:val="16"/>
+        </w:rPr>
+      </w:pPr>
+      <w:r>
+        <w:rPr>
+          <w:sz w:val="28"/>
+          <w:szCs w:val="16"/>
+        </w:rPr>
+        <w:t xml:space="preserve">Практическая </w:t>
+      </w:r>
+      <w:r>
+        <w:rPr>
+          <w:sz w:val="28"/>
+          <w:szCs w:val="16"/>
+        </w:rPr>
+        <w:t xml:space="preserve">работа. </w:t>
+      </w:r>
+      <w:r>
+        <w:rPr>
+          <w:sz w:val="28"/>
+          <w:szCs w:val="16"/>
+        </w:rPr>
+        <w:t xml:space="preserve">Раздел </w:t>
+      </w:r>
+      <w:r>
+        <w:rPr>
+          <w:sz w:val="28"/>
+          <w:szCs w:val="16"/>
+        </w:rPr>
+        <w:t>6</w:t>
+      </w:r>
+    </w:p>
+    <w:p>
+      <w:r>
         <w:rPr>
           <w:b/>
+        </w:rPr>
+        <w:t>Тема</w:t>
+      </w:r>
+      <w:r>
+        <w:rPr>
+          <w:b/>
+        </w:rPr>
+        <w:t>:</w:t>
+      </w:r>
+      <w:r>
+        <w:rPr>
+          <w:b/>
+        </w:rPr>
+        <w:t xml:space="preserve"> «</w:t>
+      </w:r>
+      <w:r>
+        <w:rPr>
           <w:bCs/>
+        </w:rPr>
+        <w:t>Выполнение регламентов обновления и технического сопровождения ИС</w:t>
+      </w:r>
+      <w:r>
+        <w:rPr>
+          <w:b/>
+        </w:rPr>
+        <w:t>»</w:t>
+      </w:r>
+      <w:r>
+        <w:t xml:space="preserve"> </w:t>
+      </w:r>
+    </w:p>
+    <w:p>
+      <w:r>
+        <w:rPr>
+          <w:b/>
+        </w:rPr>
+        <w:t>Цели</w:t>
+      </w:r>
+      <w:proofErr w:type="gramStart"/>
+      <w:r>
+        <w:rPr>
+          <w:b/>
+        </w:rPr>
+        <w:t>:</w:t>
+      </w:r>
+      <w:r>
+        <w:rPr>
+          <w:b/>
+        </w:rPr>
+        <w:t xml:space="preserve"> </w:t>
+      </w:r>
+      <w:r>
+        <w:rPr>
+          <w:bCs/>
+        </w:rPr>
+        <w:t>Научиться</w:t>
+      </w:r>
+      <w:proofErr w:type="gramEnd"/>
+      <w:r>
+        <w:rPr>
+          <w:bCs/>
+        </w:rPr>
+        <w:t xml:space="preserve"> вносить изменения в структуру БД (имитация обновления версии ИС), организовывать файловую структуру БД, разрабатывать и обосновывать план резервного копирования, выполнять резервное копирование и тестовое восстановление БД.</w:t>
+      </w:r>
+      <w:r>
+        <w:t xml:space="preserve"> </w:t>
+      </w:r>
+    </w:p>
+    <w:p>
+      <w:r>
+        <w:rPr>
+          <w:b/>
+        </w:rPr>
+        <w:t>Вариант 22</w:t>
+      </w:r>
+      <w:r>
+        <w:rPr>
+          <w:b/>
+        </w:rPr>
+        <w:t>:</w:t>
+      </w:r>
+      <w:r>
+        <w:t xml:space="preserve"> Автоцентр «Плюс»</w:t>
+      </w:r>
+    </w:p>
+    <w:p>
+      <w:pPr>
+        <w:pStyle w:val="21"/>
+        <w:ind w:left="851"/>
+      </w:pPr>
+      <w:r>
+        <w:t>6.1. Регламент обновления структуры БД</w:t>
+      </w:r>
+    </w:p>
+    <w:p>
+      <w:r>
+        <w:t xml:space="preserve">Файл </w:t>
+      </w:r>
+      <w:r>
+        <w:rPr>
+          <w:rFonts w:ascii="Consolas" w:hAnsi="Consolas"/>
+          <w:sz w:val="18"/>
+        </w:rPr>
+        <w:t>06_UpdateStructure.sql</w:t>
+      </w:r>
+      <w:r>
+        <w:t xml:space="preserve"> — имитация обновления версии ИС без потери данных:</w:t>
+      </w:r>
+    </w:p>
+    <w:p>
+      <w:pPr>
+        <w:rPr>
           <w:lang w:val="en-US"/>
         </w:rPr>
       </w:pPr>
+      <w:r>
+        <w:rPr>
+          <w:lang w:val="en-US"/>
+        </w:rPr>
+        <w:t xml:space="preserve">1. </w:t>
+      </w:r>
+      <w:r>
+        <w:t>Добавление</w:t>
+      </w:r>
+      <w:r>
+        <w:rPr>
+          <w:lang w:val="en-US"/>
+        </w:rPr>
+        <w:t xml:space="preserve"> </w:t>
+      </w:r>
+      <w:r>
+        <w:t>поля</w:t>
+      </w:r>
+      <w:r>
+        <w:rPr>
+          <w:lang w:val="en-US"/>
+        </w:rPr>
+        <w:t xml:space="preserve"> Note </w:t>
+      </w:r>
+      <w:r>
+        <w:t>в</w:t>
+      </w:r>
+      <w:r>
+        <w:rPr>
+          <w:lang w:val="en-US"/>
+        </w:rPr>
+        <w:t xml:space="preserve"> </w:t>
+      </w:r>
+      <w:r>
+        <w:t>таблицу</w:t>
+      </w:r>
+      <w:r>
+        <w:rPr>
+          <w:lang w:val="en-US"/>
+        </w:rPr>
+        <w:t xml:space="preserve"> Customer (ALTER TABLE … ADD);</w:t>
+      </w:r>
+    </w:p>
+    <w:p>
+      <w:pPr>
+        <w:rPr>
+          <w:lang w:val="en-US"/>
+        </w:rPr>
+      </w:pPr>
+      <w:r>
+        <w:rPr>
+          <w:lang w:val="en-US"/>
+        </w:rPr>
+        <w:t xml:space="preserve">2. </w:t>
+      </w:r>
+      <w:r>
+        <w:t>Расширение</w:t>
+      </w:r>
+      <w:r>
+        <w:rPr>
+          <w:lang w:val="en-US"/>
+        </w:rPr>
+        <w:t xml:space="preserve"> </w:t>
+      </w:r>
+      <w:r>
+        <w:t>поля</w:t>
+      </w:r>
+      <w:r>
+        <w:rPr>
+          <w:lang w:val="en-US"/>
+        </w:rPr>
+        <w:t xml:space="preserve"> Name </w:t>
+      </w:r>
+      <w:r>
+        <w:t>таблицы</w:t>
+      </w:r>
+      <w:r>
+        <w:rPr>
+          <w:lang w:val="en-US"/>
+        </w:rPr>
+        <w:t xml:space="preserve"> Product </w:t>
+      </w:r>
+      <w:r>
+        <w:t>до</w:t>
+      </w:r>
+      <w:r>
+        <w:rPr>
+          <w:lang w:val="en-US"/>
+        </w:rPr>
+        <w:t xml:space="preserve"> </w:t>
+      </w:r>
+      <w:proofErr w:type="gramStart"/>
+      <w:r>
+        <w:rPr>
+          <w:lang w:val="en-US"/>
+        </w:rPr>
+        <w:t>NVARCHAR(</w:t>
+      </w:r>
+      <w:proofErr w:type="gramEnd"/>
+      <w:r>
+        <w:rPr>
+          <w:lang w:val="en-US"/>
+        </w:rPr>
+        <w:t>250);</w:t>
+      </w:r>
+    </w:p>
+    <w:p>
+      <w:r>
+        <w:t>3. Создание новой таблицы OrderHistory (история статусов заказов) с FK и каскадным удалением;</w:t>
+      </w:r>
+    </w:p>
+    <w:p>
+      <w:pPr>
+        <w:rPr>
+          <w:lang w:val="en-US"/>
+        </w:rPr>
+      </w:pPr>
+      <w:r>
+        <w:rPr>
+          <w:lang w:val="en-US"/>
+        </w:rPr>
+        <w:t xml:space="preserve">4. </w:t>
+      </w:r>
+      <w:r>
+        <w:t>Добавление</w:t>
+      </w:r>
+      <w:r>
+        <w:rPr>
+          <w:lang w:val="en-US"/>
+        </w:rPr>
+        <w:t xml:space="preserve"> CHECK-</w:t>
+      </w:r>
+      <w:r>
+        <w:t>ограничения</w:t>
+      </w:r>
+      <w:r>
+        <w:rPr>
+          <w:lang w:val="en-US"/>
+        </w:rPr>
+        <w:t xml:space="preserve"> CHK_Order_TotalAmount (TotalAmount &gt;= 0);</w:t>
+      </w:r>
+    </w:p>
+    <w:p>
+      <w:r>
+        <w:t>5. Контрольные запросы сохранности данных после обновления.</w:t>
+      </w:r>
+    </w:p>
+    <w:p>
+      <w:pPr>
+        <w:pStyle w:val="21"/>
+        <w:ind w:left="851"/>
+      </w:pPr>
+      <w:r>
+        <w:t>6.2. Организация файловой структуры БД</w:t>
+      </w:r>
+    </w:p>
+    <w:p>
+      <w:r>
+        <w:t xml:space="preserve">Файл </w:t>
+      </w:r>
+      <w:r>
+        <w:rPr>
+          <w:rFonts w:ascii="Consolas" w:hAnsi="Consolas"/>
+          <w:sz w:val="18"/>
+        </w:rPr>
+        <w:t>07_FileGroups.sql</w:t>
+      </w:r>
+      <w:r>
+        <w:t>:</w:t>
+      </w:r>
+    </w:p>
+    <w:p>
+      <w:r>
+        <w:t>• создание файловой группы FG_Indexes и вторичного файла данных (ndf);</w:t>
+      </w:r>
+    </w:p>
+    <w:p>
+      <w:pPr>
+        <w:rPr>
+          <w:lang w:val="en-US"/>
+        </w:rPr>
+      </w:pPr>
+      <w:r>
+        <w:rPr>
+          <w:lang w:val="en-US"/>
+        </w:rPr>
+        <w:t xml:space="preserve">• </w:t>
+      </w:r>
+      <w:r>
+        <w:t>перенос</w:t>
+      </w:r>
+      <w:r>
+        <w:rPr>
+          <w:lang w:val="en-US"/>
+        </w:rPr>
+        <w:t xml:space="preserve"> </w:t>
+      </w:r>
+      <w:r>
+        <w:t>индекса</w:t>
+      </w:r>
+      <w:r>
+        <w:rPr>
+          <w:lang w:val="en-US"/>
+        </w:rPr>
+        <w:t xml:space="preserve"> IX_Customer_INN </w:t>
+      </w:r>
+      <w:r>
+        <w:t>в</w:t>
+      </w:r>
+      <w:r>
+        <w:rPr>
+          <w:lang w:val="en-US"/>
+        </w:rPr>
+        <w:t xml:space="preserve"> FG_Indexes (WITH DROP_EXISTING);</w:t>
+      </w:r>
+    </w:p>
+    <w:p>
+      <w:r>
+        <w:t xml:space="preserve">• контроль структуры через </w:t>
+      </w:r>
+      <w:proofErr w:type="gramStart"/>
+      <w:r>
+        <w:t>sys.database</w:t>
+      </w:r>
+      <w:proofErr w:type="gramEnd"/>
+      <w:r>
+        <w:t>_files.</w:t>
+      </w:r>
+    </w:p>
+    <w:p>
+      <w:r>
+        <w:t>Файловая структура: mdf (PRIMARY) — данные, ndf (FG_Indexes) — индексы, ldf — журнал транзакций.</w:t>
+      </w:r>
+    </w:p>
+    <w:p>
+      <w:pPr>
+        <w:pStyle w:val="21"/>
+        <w:ind w:left="851"/>
+      </w:pPr>
+      <w:r>
+        <w:t>6.3. Регламент резервного копирования</w:t>
+      </w:r>
+    </w:p>
+    <w:p>
+      <w:r>
+        <w:t xml:space="preserve">Файл </w:t>
+      </w:r>
+      <w:r>
+        <w:rPr>
+          <w:rFonts w:ascii="Consolas" w:hAnsi="Consolas"/>
+          <w:sz w:val="18"/>
+        </w:rPr>
+        <w:t>08_BackupRestore.sql</w:t>
+      </w:r>
+      <w:r>
+        <w:t>:</w:t>
+      </w:r>
+    </w:p>
+    <w:tbl>
+      <w:tblPr>
+        <w:tblStyle w:val="ad"/>
+        <w:tblW w:w="10189" w:type="dxa"/>
+        <w:tblLook w:val="04A0" w:firstRow="1" w:lastRow="0" w:firstColumn="1" w:lastColumn="0" w:noHBand="0" w:noVBand="1"/>
+      </w:tblPr>
+      <w:tblGrid>
+        <w:gridCol w:w="3397"/>
+        <w:gridCol w:w="3396"/>
+        <w:gridCol w:w="3396"/>
+      </w:tblGrid>
+      <w:tr>
+        <w:trPr>
+          <w:trHeight w:val="209"/>
+        </w:trPr>
+        <w:tc>
+          <w:tcPr>
+            <w:tcW w:w="3397" w:type="dxa"/>
+          </w:tcPr>
+          <w:p>
+            <w:pPr>
+              <w:spacing w:after="20"/>
+              <w:rPr>
+                <w:sz w:val="18"/>
+                <w:szCs w:val="18"/>
+              </w:rPr>
+            </w:pPr>
+            <w:r>
+              <w:rPr>
+                <w:b/>
+                <w:sz w:val="18"/>
+                <w:szCs w:val="18"/>
+              </w:rPr>
+              <w:t>Тип копии</w:t>
+            </w:r>
+          </w:p>
+        </w:tc>
+        <w:tc>
+          <w:tcPr>
+            <w:tcW w:w="3396" w:type="dxa"/>
+          </w:tcPr>
+          <w:p>
+            <w:pPr>
+              <w:spacing w:after="20"/>
+              <w:rPr>
+                <w:sz w:val="18"/>
+                <w:szCs w:val="18"/>
+              </w:rPr>
+            </w:pPr>
+            <w:r>
+              <w:rPr>
+                <w:b/>
+                <w:sz w:val="18"/>
+                <w:szCs w:val="18"/>
+              </w:rPr>
+              <w:t>Периодичность</w:t>
+            </w:r>
+          </w:p>
+        </w:tc>
+        <w:tc>
+          <w:tcPr>
+            <w:tcW w:w="3396" w:type="dxa"/>
+          </w:tcPr>
+          <w:p>
+            <w:pPr>
+              <w:spacing w:after="20"/>
+              <w:rPr>
+                <w:sz w:val="18"/>
+                <w:szCs w:val="18"/>
+              </w:rPr>
+            </w:pPr>
+            <w:r>
+              <w:rPr>
+                <w:b/>
+                <w:sz w:val="18"/>
+                <w:szCs w:val="18"/>
+              </w:rPr>
+              <w:t>Команда</w:t>
+            </w:r>
+          </w:p>
+        </w:tc>
+      </w:tr>
+      <w:tr>
+        <w:trPr>
+          <w:trHeight w:val="418"/>
+        </w:trPr>
+        <w:tc>
+          <w:tcPr>
+            <w:tcW w:w="3397" w:type="dxa"/>
+          </w:tcPr>
+          <w:p>
+            <w:pPr>
+              <w:spacing w:after="20"/>
+              <w:rPr>
+                <w:sz w:val="18"/>
+                <w:szCs w:val="18"/>
+              </w:rPr>
+            </w:pPr>
+            <w:r>
+              <w:rPr>
+                <w:sz w:val="18"/>
+                <w:szCs w:val="18"/>
+              </w:rPr>
+              <w:t>Полная (FULL)</w:t>
+            </w:r>
+          </w:p>
+        </w:tc>
+        <w:tc>
+          <w:tcPr>
+            <w:tcW w:w="3396" w:type="dxa"/>
+          </w:tcPr>
+          <w:p>
+            <w:pPr>
+              <w:spacing w:after="20"/>
+              <w:ind w:firstLine="0"/>
+              <w:rPr>
+                <w:sz w:val="18"/>
+                <w:szCs w:val="18"/>
+              </w:rPr>
+            </w:pPr>
+            <w:r>
+              <w:rPr>
+                <w:sz w:val="18"/>
+                <w:szCs w:val="18"/>
+              </w:rPr>
+              <w:t>Еженедельно, воскресенье 02:00</w:t>
+            </w:r>
+          </w:p>
+        </w:tc>
+        <w:tc>
+          <w:tcPr>
+            <w:tcW w:w="3396" w:type="dxa"/>
+          </w:tcPr>
+          <w:p>
+            <w:pPr>
+              <w:spacing w:after="20"/>
+              <w:ind w:firstLine="0"/>
+              <w:rPr>
+                <w:sz w:val="18"/>
+                <w:szCs w:val="18"/>
+              </w:rPr>
+            </w:pPr>
+            <w:r>
+              <w:rPr>
+                <w:sz w:val="18"/>
+                <w:szCs w:val="18"/>
+              </w:rPr>
+              <w:t>BACKUP DATABASE … WITH COMPRESSION</w:t>
+            </w:r>
+          </w:p>
+        </w:tc>
+      </w:tr>
+      <w:tr>
+        <w:trPr>
+          <w:trHeight w:val="402"/>
+        </w:trPr>
+        <w:tc>
+          <w:tcPr>
+            <w:tcW w:w="3397" w:type="dxa"/>
+          </w:tcPr>
+          <w:p>
+            <w:pPr>
+              <w:spacing w:after="20"/>
+              <w:rPr>
+                <w:sz w:val="18"/>
+                <w:szCs w:val="18"/>
+              </w:rPr>
+            </w:pPr>
+            <w:r>
+              <w:rPr>
+                <w:sz w:val="18"/>
+                <w:szCs w:val="18"/>
+              </w:rPr>
+              <w:t>Разностная (DIFF)</w:t>
+            </w:r>
+          </w:p>
+        </w:tc>
+        <w:tc>
+          <w:tcPr>
+            <w:tcW w:w="3396" w:type="dxa"/>
+          </w:tcPr>
+          <w:p>
+            <w:pPr>
+              <w:spacing w:after="20"/>
+              <w:ind w:firstLine="0"/>
+              <w:rPr>
+                <w:sz w:val="18"/>
+                <w:szCs w:val="18"/>
+              </w:rPr>
+            </w:pPr>
+            <w:r>
+              <w:rPr>
+                <w:sz w:val="18"/>
+                <w:szCs w:val="18"/>
+              </w:rPr>
+              <w:t>Ежедневно, кроме воскресенья</w:t>
+            </w:r>
+          </w:p>
+        </w:tc>
+        <w:tc>
+          <w:tcPr>
+            <w:tcW w:w="3396" w:type="dxa"/>
+          </w:tcPr>
+          <w:p>
+            <w:pPr>
+              <w:spacing w:after="20"/>
+              <w:ind w:firstLine="0"/>
+              <w:rPr>
+                <w:sz w:val="18"/>
+                <w:szCs w:val="18"/>
+              </w:rPr>
+            </w:pPr>
+            <w:r>
+              <w:rPr>
+                <w:sz w:val="18"/>
+                <w:szCs w:val="18"/>
+              </w:rPr>
+              <w:t>BACKUP DATABASE … WITH DIFFERENTIAL</w:t>
+            </w:r>
+          </w:p>
+        </w:tc>
+      </w:tr>
+      <w:tr>
+        <w:trPr>
+          <w:trHeight w:val="209"/>
+        </w:trPr>
+        <w:tc>
+          <w:tcPr>
+            <w:tcW w:w="3397" w:type="dxa"/>
+          </w:tcPr>
+          <w:p>
+            <w:pPr>
+              <w:spacing w:after="20"/>
+              <w:rPr>
+                <w:sz w:val="18"/>
+                <w:szCs w:val="18"/>
+              </w:rPr>
+            </w:pPr>
+            <w:r>
+              <w:rPr>
+                <w:sz w:val="18"/>
+                <w:szCs w:val="18"/>
+              </w:rPr>
+              <w:t>Журнал транзакций (LOG)</w:t>
+            </w:r>
+          </w:p>
+        </w:tc>
+        <w:tc>
+          <w:tcPr>
+            <w:tcW w:w="3396" w:type="dxa"/>
+          </w:tcPr>
+          <w:p>
+            <w:pPr>
+              <w:spacing w:after="20"/>
+              <w:ind w:firstLine="0"/>
+              <w:rPr>
+                <w:sz w:val="18"/>
+                <w:szCs w:val="18"/>
+              </w:rPr>
+            </w:pPr>
+            <w:r>
+              <w:rPr>
+                <w:sz w:val="18"/>
+                <w:szCs w:val="18"/>
+              </w:rPr>
+              <w:t>Каждые 2 часа</w:t>
+            </w:r>
+          </w:p>
+        </w:tc>
+        <w:tc>
+          <w:tcPr>
+            <w:tcW w:w="3396" w:type="dxa"/>
+          </w:tcPr>
+          <w:p>
+            <w:pPr>
+              <w:spacing w:after="20"/>
+              <w:ind w:firstLine="0"/>
+              <w:rPr>
+                <w:sz w:val="18"/>
+                <w:szCs w:val="18"/>
+              </w:rPr>
+            </w:pPr>
+            <w:r>
+              <w:rPr>
+                <w:sz w:val="18"/>
+                <w:szCs w:val="18"/>
+              </w:rPr>
+              <w:t>BACKUP LOG …</w:t>
+            </w:r>
+          </w:p>
+        </w:tc>
+      </w:tr>
+    </w:tbl>
+    <w:p>
+      <w:pPr>
+        <w:ind w:firstLine="720"/>
+      </w:pPr>
+      <w:r>
+        <w:t xml:space="preserve">Проверка целостности: </w:t>
+      </w:r>
+      <w:r>
+        <w:rPr>
+          <w:rFonts w:ascii="Consolas" w:hAnsi="Consolas"/>
+          <w:sz w:val="18"/>
+        </w:rPr>
+        <w:t>RESTORE VERIFYONLY</w:t>
+      </w:r>
+      <w:r>
+        <w:t>.</w:t>
+      </w:r>
+    </w:p>
+    <w:p>
+      <w:pPr>
+        <w:pStyle w:val="21"/>
+        <w:ind w:left="851"/>
+      </w:pPr>
+      <w:r>
+        <w:t>6.4. Регламент восстановления</w:t>
+      </w:r>
+    </w:p>
+    <w:p>
+      <w:r>
+        <w:t>Тестовое восстановление в отдельную БД AutoCenterPlusDB_Test:</w:t>
+      </w:r>
+    </w:p>
+    <w:p>
+      <w:pPr>
+        <w:shd w:val="clear" w:color="auto" w:fill="F2F4F7"/>
+        <w:spacing w:after="0"/>
+        <w:ind w:left="216"/>
+        <w:rPr>
+          <w:lang w:val="en-US"/>
+        </w:rPr>
+      </w:pPr>
+      <w:r>
+        <w:rPr>
+          <w:rFonts w:ascii="Consolas" w:hAnsi="Consolas"/>
+          <w:sz w:val="16"/>
+          <w:lang w:val="en-US"/>
+        </w:rPr>
+        <w:t>RESTORE DATABASE AutoCenterPlusDB_Test</w:t>
+      </w:r>
+    </w:p>
+    <w:p>
+      <w:pPr>
+        <w:shd w:val="clear" w:color="auto" w:fill="F2F4F7"/>
+        <w:spacing w:after="0"/>
+        <w:ind w:left="216"/>
+        <w:rPr>
+          <w:lang w:val="en-US"/>
+        </w:rPr>
+      </w:pPr>
+      <w:r>
+        <w:rPr>
+          <w:rFonts w:ascii="Consolas" w:hAnsi="Consolas"/>
+          <w:sz w:val="16"/>
+          <w:lang w:val="en-US"/>
+        </w:rPr>
+        <w:t>FROM DISK = 'C:\SQLBackups\AutoCenterPlusDB_FULL.bak'</w:t>
+      </w:r>
+    </w:p>
+    <w:p>
+      <w:pPr>
+        <w:shd w:val="clear" w:color="auto" w:fill="F2F4F7"/>
+        <w:spacing w:after="0"/>
+        <w:ind w:left="216"/>
+        <w:rPr>
+          <w:lang w:val="en-US"/>
+        </w:rPr>
+      </w:pPr>
+      <w:r>
+        <w:rPr>
+          <w:rFonts w:ascii="Consolas" w:hAnsi="Consolas"/>
+          <w:sz w:val="16"/>
+          <w:lang w:val="en-US"/>
+        </w:rPr>
+        <w:t>WITH MOVE …, RECOVERY, REPLACE;</w:t>
+      </w:r>
+    </w:p>
+    <w:p>
+      <w:pPr>
+        <w:rPr>
+          <w:lang w:val="en-US"/>
+        </w:rPr>
+      </w:pPr>
+      <w:r>
+        <w:t>Поддерживается</w:t>
+      </w:r>
+      <w:r>
+        <w:rPr>
+          <w:lang w:val="en-US"/>
+        </w:rPr>
+        <w:t xml:space="preserve"> </w:t>
+      </w:r>
+      <w:r>
+        <w:t>цепочка</w:t>
+      </w:r>
+      <w:r>
+        <w:rPr>
+          <w:lang w:val="en-US"/>
+        </w:rPr>
+        <w:t xml:space="preserve"> </w:t>
+      </w:r>
+      <w:r>
+        <w:t>восстановления</w:t>
+      </w:r>
+      <w:r>
+        <w:rPr>
+          <w:lang w:val="en-US"/>
+        </w:rPr>
+        <w:t xml:space="preserve"> </w:t>
+      </w:r>
+      <w:r>
+        <w:t>на</w:t>
+      </w:r>
+      <w:r>
+        <w:rPr>
+          <w:lang w:val="en-US"/>
+        </w:rPr>
+        <w:t xml:space="preserve"> </w:t>
+      </w:r>
+      <w:r>
+        <w:t>момент</w:t>
+      </w:r>
+      <w:r>
+        <w:rPr>
+          <w:lang w:val="en-US"/>
+        </w:rPr>
+        <w:t xml:space="preserve"> </w:t>
+      </w:r>
+      <w:r>
+        <w:t>времени</w:t>
+      </w:r>
+      <w:r>
+        <w:rPr>
+          <w:lang w:val="en-US"/>
+        </w:rPr>
+        <w:t xml:space="preserve"> (PITR): FULL (NORECOVERY) → DIFF (NORECOVERY) → LOG (STOPAT).</w:t>
+      </w:r>
+    </w:p>
+    <w:p>
+      <w:pPr>
+        <w:pStyle w:val="21"/>
+        <w:ind w:left="851"/>
+      </w:pPr>
+      <w:r>
+        <w:t>6.5. График сопровождения</w:t>
+      </w:r>
+    </w:p>
+    <w:tbl>
+      <w:tblPr>
+        <w:tblStyle w:val="ad"/>
+        <w:tblW w:w="10129" w:type="dxa"/>
+        <w:tblLook w:val="04A0" w:firstRow="1" w:lastRow="0" w:firstColumn="1" w:lastColumn="0" w:noHBand="0" w:noVBand="1"/>
+      </w:tblPr>
+      <w:tblGrid>
+        <w:gridCol w:w="3377"/>
+        <w:gridCol w:w="3376"/>
+        <w:gridCol w:w="3376"/>
+      </w:tblGrid>
+      <w:tr>
+        <w:trPr>
+          <w:trHeight w:val="233"/>
+        </w:trPr>
+        <w:tc>
+          <w:tcPr>
+            <w:tcW w:w="3377" w:type="dxa"/>
+          </w:tcPr>
+          <w:p>
+            <w:pPr>
+              <w:spacing w:after="20"/>
+              <w:rPr>
+                <w:sz w:val="18"/>
+                <w:szCs w:val="18"/>
+              </w:rPr>
+            </w:pPr>
+            <w:r>
+              <w:rPr>
+                <w:b/>
+                <w:sz w:val="18"/>
+                <w:szCs w:val="18"/>
+              </w:rPr>
+              <w:t>Операция</w:t>
+            </w:r>
+          </w:p>
+        </w:tc>
+        <w:tc>
+          <w:tcPr>
+            <w:tcW w:w="3376" w:type="dxa"/>
+          </w:tcPr>
+          <w:p>
+            <w:pPr>
+              <w:spacing w:after="20"/>
+              <w:rPr>
+                <w:sz w:val="18"/>
+                <w:szCs w:val="18"/>
+              </w:rPr>
+            </w:pPr>
+            <w:r>
+              <w:rPr>
+                <w:b/>
+                <w:sz w:val="18"/>
+                <w:szCs w:val="18"/>
+              </w:rPr>
+              <w:t>Периодичность</w:t>
+            </w:r>
+          </w:p>
+        </w:tc>
+        <w:tc>
+          <w:tcPr>
+            <w:tcW w:w="3376" w:type="dxa"/>
+          </w:tcPr>
+          <w:p>
+            <w:pPr>
+              <w:spacing w:after="20"/>
+              <w:rPr>
+                <w:sz w:val="18"/>
+                <w:szCs w:val="18"/>
+              </w:rPr>
+            </w:pPr>
+            <w:r>
+              <w:rPr>
+                <w:b/>
+                <w:sz w:val="18"/>
+                <w:szCs w:val="18"/>
+              </w:rPr>
+              <w:t>Ответственный</w:t>
+            </w:r>
+          </w:p>
+        </w:tc>
+      </w:tr>
+      <w:tr>
+        <w:trPr>
+          <w:trHeight w:val="233"/>
+        </w:trPr>
+        <w:tc>
+          <w:tcPr>
+            <w:tcW w:w="3377" w:type="dxa"/>
+          </w:tcPr>
+          <w:p>
+            <w:pPr>
+              <w:spacing w:after="20"/>
+              <w:rPr>
+                <w:sz w:val="18"/>
+                <w:szCs w:val="18"/>
+              </w:rPr>
+            </w:pPr>
+            <w:r>
+              <w:rPr>
+                <w:sz w:val="18"/>
+                <w:szCs w:val="18"/>
+              </w:rPr>
+              <w:t>Полное копирование</w:t>
+            </w:r>
+          </w:p>
+        </w:tc>
+        <w:tc>
+          <w:tcPr>
+            <w:tcW w:w="3376" w:type="dxa"/>
+          </w:tcPr>
+          <w:p>
+            <w:pPr>
+              <w:spacing w:after="20"/>
+              <w:rPr>
+                <w:sz w:val="18"/>
+                <w:szCs w:val="18"/>
+              </w:rPr>
+            </w:pPr>
+            <w:r>
+              <w:rPr>
+                <w:sz w:val="18"/>
+                <w:szCs w:val="18"/>
+              </w:rPr>
+              <w:t>Воскресенье 02:00</w:t>
+            </w:r>
+          </w:p>
+        </w:tc>
+        <w:tc>
+          <w:tcPr>
+            <w:tcW w:w="3376" w:type="dxa"/>
+          </w:tcPr>
+          <w:p>
+            <w:pPr>
+              <w:spacing w:after="20"/>
+              <w:rPr>
+                <w:sz w:val="18"/>
+                <w:szCs w:val="18"/>
+              </w:rPr>
+            </w:pPr>
+            <w:r>
+              <w:rPr>
+                <w:sz w:val="18"/>
+                <w:szCs w:val="18"/>
+              </w:rPr>
+              <w:t>Администратор БД</w:t>
+            </w:r>
+          </w:p>
+        </w:tc>
+      </w:tr>
+      <w:tr>
+        <w:trPr>
+          <w:trHeight w:val="217"/>
+        </w:trPr>
+        <w:tc>
+          <w:tcPr>
+            <w:tcW w:w="3377" w:type="dxa"/>
+          </w:tcPr>
+          <w:p>
+            <w:pPr>
+              <w:spacing w:after="20"/>
+              <w:rPr>
+                <w:sz w:val="18"/>
+                <w:szCs w:val="18"/>
+              </w:rPr>
+            </w:pPr>
+            <w:r>
+              <w:rPr>
+                <w:sz w:val="18"/>
+                <w:szCs w:val="18"/>
+              </w:rPr>
+              <w:t>Разностное копирование</w:t>
+            </w:r>
+          </w:p>
+        </w:tc>
+        <w:tc>
+          <w:tcPr>
+            <w:tcW w:w="3376" w:type="dxa"/>
+          </w:tcPr>
+          <w:p>
+            <w:pPr>
+              <w:spacing w:after="20"/>
+              <w:rPr>
+                <w:sz w:val="18"/>
+                <w:szCs w:val="18"/>
+              </w:rPr>
+            </w:pPr>
+            <w:r>
+              <w:rPr>
+                <w:sz w:val="18"/>
+                <w:szCs w:val="18"/>
+              </w:rPr>
+              <w:t>Ежедневно 02:00</w:t>
+            </w:r>
+          </w:p>
+        </w:tc>
+        <w:tc>
+          <w:tcPr>
+            <w:tcW w:w="3376" w:type="dxa"/>
+          </w:tcPr>
+          <w:p>
+            <w:pPr>
+              <w:spacing w:after="20"/>
+              <w:rPr>
+                <w:sz w:val="18"/>
+                <w:szCs w:val="18"/>
+              </w:rPr>
+            </w:pPr>
+            <w:r>
+              <w:rPr>
+                <w:sz w:val="18"/>
+                <w:szCs w:val="18"/>
+              </w:rPr>
+              <w:t>Агент SQL Server (задание)</w:t>
+            </w:r>
+          </w:p>
+        </w:tc>
+      </w:tr>
+      <w:tr>
+        <w:trPr>
+          <w:trHeight w:val="233"/>
+        </w:trPr>
+        <w:tc>
+          <w:tcPr>
+            <w:tcW w:w="3377" w:type="dxa"/>
+          </w:tcPr>
+          <w:p>
+            <w:pPr>
+              <w:spacing w:after="20"/>
+              <w:rPr>
+                <w:sz w:val="18"/>
+                <w:szCs w:val="18"/>
+              </w:rPr>
+            </w:pPr>
+            <w:r>
+              <w:rPr>
+                <w:sz w:val="18"/>
+                <w:szCs w:val="18"/>
+              </w:rPr>
+              <w:t>Копирование журнала</w:t>
+            </w:r>
+          </w:p>
+        </w:tc>
+        <w:tc>
+          <w:tcPr>
+            <w:tcW w:w="3376" w:type="dxa"/>
+          </w:tcPr>
+          <w:p>
+            <w:pPr>
+              <w:spacing w:after="20"/>
+              <w:rPr>
+                <w:sz w:val="18"/>
+                <w:szCs w:val="18"/>
+              </w:rPr>
+            </w:pPr>
+            <w:r>
+              <w:rPr>
+                <w:sz w:val="18"/>
+                <w:szCs w:val="18"/>
+              </w:rPr>
+              <w:t>Каждые 2 часа</w:t>
+            </w:r>
+          </w:p>
+        </w:tc>
+        <w:tc>
+          <w:tcPr>
+            <w:tcW w:w="3376" w:type="dxa"/>
+          </w:tcPr>
+          <w:p>
+            <w:pPr>
+              <w:spacing w:after="20"/>
+              <w:rPr>
+                <w:sz w:val="18"/>
+                <w:szCs w:val="18"/>
+              </w:rPr>
+            </w:pPr>
+            <w:r>
+              <w:rPr>
+                <w:sz w:val="18"/>
+                <w:szCs w:val="18"/>
+              </w:rPr>
+              <w:t>Агент SQL Server</w:t>
+            </w:r>
+          </w:p>
+        </w:tc>
+      </w:tr>
+      <w:tr>
+        <w:trPr>
+          <w:trHeight w:val="233"/>
+        </w:trPr>
+        <w:tc>
+          <w:tcPr>
+            <w:tcW w:w="3377" w:type="dxa"/>
+          </w:tcPr>
+          <w:p>
+            <w:pPr>
+              <w:spacing w:after="20"/>
+              <w:rPr>
+                <w:sz w:val="18"/>
+                <w:szCs w:val="18"/>
+              </w:rPr>
+            </w:pPr>
+            <w:r>
+              <w:rPr>
+                <w:sz w:val="18"/>
+                <w:szCs w:val="18"/>
+              </w:rPr>
+              <w:t>Тестовое восстановление</w:t>
+            </w:r>
+          </w:p>
+        </w:tc>
+        <w:tc>
+          <w:tcPr>
+            <w:tcW w:w="3376" w:type="dxa"/>
+          </w:tcPr>
+          <w:p>
+            <w:pPr>
+              <w:spacing w:after="20"/>
+              <w:rPr>
+                <w:sz w:val="18"/>
+                <w:szCs w:val="18"/>
+              </w:rPr>
+            </w:pPr>
+            <w:r>
+              <w:rPr>
+                <w:sz w:val="18"/>
+                <w:szCs w:val="18"/>
+              </w:rPr>
+              <w:t>Еженедельно</w:t>
+            </w:r>
+          </w:p>
+        </w:tc>
+        <w:tc>
+          <w:tcPr>
+            <w:tcW w:w="3376" w:type="dxa"/>
+          </w:tcPr>
+          <w:p>
+            <w:pPr>
+              <w:spacing w:after="20"/>
+              <w:rPr>
+                <w:sz w:val="18"/>
+                <w:szCs w:val="18"/>
+              </w:rPr>
+            </w:pPr>
+            <w:r>
+              <w:rPr>
+                <w:sz w:val="18"/>
+                <w:szCs w:val="18"/>
+              </w:rPr>
+              <w:t>Администратор БД</w:t>
+            </w:r>
+          </w:p>
+        </w:tc>
+      </w:tr>
+      <w:tr>
+        <w:trPr>
+          <w:trHeight w:val="450"/>
+        </w:trPr>
+        <w:tc>
+          <w:tcPr>
+            <w:tcW w:w="3377" w:type="dxa"/>
+          </w:tcPr>
+          <w:p>
+            <w:pPr>
+              <w:spacing w:after="20"/>
+              <w:rPr>
+                <w:sz w:val="18"/>
+                <w:szCs w:val="18"/>
+              </w:rPr>
+            </w:pPr>
+            <w:r>
+              <w:rPr>
+                <w:sz w:val="18"/>
+                <w:szCs w:val="18"/>
+              </w:rPr>
+              <w:t>Проверка целостности (DBCC CHECKDB)</w:t>
+            </w:r>
+          </w:p>
+        </w:tc>
+        <w:tc>
+          <w:tcPr>
+            <w:tcW w:w="3376" w:type="dxa"/>
+          </w:tcPr>
+          <w:p>
+            <w:pPr>
+              <w:spacing w:after="20"/>
+              <w:rPr>
+                <w:sz w:val="18"/>
+                <w:szCs w:val="18"/>
+              </w:rPr>
+            </w:pPr>
+            <w:r>
+              <w:rPr>
+                <w:sz w:val="18"/>
+                <w:szCs w:val="18"/>
+              </w:rPr>
+              <w:t>Еженедельно</w:t>
+            </w:r>
+          </w:p>
+        </w:tc>
+        <w:tc>
+          <w:tcPr>
+            <w:tcW w:w="3376" w:type="dxa"/>
+          </w:tcPr>
+          <w:p>
+            <w:pPr>
+              <w:spacing w:after="20"/>
+              <w:rPr>
+                <w:sz w:val="18"/>
+                <w:szCs w:val="18"/>
+              </w:rPr>
+            </w:pPr>
+            <w:r>
+              <w:rPr>
+                <w:sz w:val="18"/>
+                <w:szCs w:val="18"/>
+              </w:rPr>
+              <w:t>Администратор БД</w:t>
+            </w:r>
+          </w:p>
+        </w:tc>
+      </w:tr>
+      <w:tr>
+        <w:trPr>
+          <w:trHeight w:val="217"/>
+        </w:trPr>
+        <w:tc>
+          <w:tcPr>
+            <w:tcW w:w="3377" w:type="dxa"/>
+          </w:tcPr>
+          <w:p>
+            <w:pPr>
+              <w:spacing w:after="20"/>
+              <w:rPr>
+                <w:sz w:val="18"/>
+                <w:szCs w:val="18"/>
+              </w:rPr>
+            </w:pPr>
+            <w:r>
+              <w:rPr>
+                <w:sz w:val="18"/>
+                <w:szCs w:val="18"/>
+              </w:rPr>
+              <w:t>Обновление статистики</w:t>
+            </w:r>
+          </w:p>
+        </w:tc>
+        <w:tc>
+          <w:tcPr>
+            <w:tcW w:w="3376" w:type="dxa"/>
+          </w:tcPr>
+          <w:p>
+            <w:pPr>
+              <w:spacing w:after="20"/>
+              <w:rPr>
+                <w:sz w:val="18"/>
+                <w:szCs w:val="18"/>
+              </w:rPr>
+            </w:pPr>
+            <w:r>
+              <w:rPr>
+                <w:sz w:val="18"/>
+                <w:szCs w:val="18"/>
+              </w:rPr>
+              <w:t>После массовых изменений</w:t>
+            </w:r>
+          </w:p>
+        </w:tc>
+        <w:tc>
+          <w:tcPr>
+            <w:tcW w:w="3376" w:type="dxa"/>
+          </w:tcPr>
+          <w:p>
+            <w:pPr>
+              <w:spacing w:after="20"/>
+              <w:rPr>
+                <w:sz w:val="18"/>
+                <w:szCs w:val="18"/>
+              </w:rPr>
+            </w:pPr>
+            <w:r>
+              <w:rPr>
+                <w:sz w:val="18"/>
+                <w:szCs w:val="18"/>
+              </w:rPr>
+              <w:t>Администратор БД</w:t>
+            </w:r>
+          </w:p>
+        </w:tc>
+      </w:tr>
+      <w:tr>
+        <w:trPr>
+          <w:trHeight w:val="233"/>
+        </w:trPr>
+        <w:tc>
+          <w:tcPr>
+            <w:tcW w:w="3377" w:type="dxa"/>
+          </w:tcPr>
+          <w:p>
+            <w:pPr>
+              <w:spacing w:after="20"/>
+              <w:rPr>
+                <w:sz w:val="18"/>
+                <w:szCs w:val="18"/>
+              </w:rPr>
+            </w:pPr>
+            <w:r>
+              <w:rPr>
+                <w:sz w:val="18"/>
+                <w:szCs w:val="18"/>
+              </w:rPr>
+              <w:t>Обновление структуры БД</w:t>
+            </w:r>
+          </w:p>
+        </w:tc>
+        <w:tc>
+          <w:tcPr>
+            <w:tcW w:w="3376" w:type="dxa"/>
+          </w:tcPr>
+          <w:p>
+            <w:pPr>
+              <w:spacing w:after="20"/>
+              <w:rPr>
+                <w:sz w:val="18"/>
+                <w:szCs w:val="18"/>
+              </w:rPr>
+            </w:pPr>
+            <w:r>
+              <w:rPr>
+                <w:sz w:val="18"/>
+                <w:szCs w:val="18"/>
+              </w:rPr>
+              <w:t>По регламенту релиза</w:t>
+            </w:r>
+          </w:p>
+        </w:tc>
+        <w:tc>
+          <w:tcPr>
+            <w:tcW w:w="3376" w:type="dxa"/>
+          </w:tcPr>
+          <w:p>
+            <w:pPr>
+              <w:spacing w:after="20"/>
+              <w:rPr>
+                <w:sz w:val="18"/>
+                <w:szCs w:val="18"/>
+              </w:rPr>
+            </w:pPr>
+            <w:r>
+              <w:rPr>
+                <w:sz w:val="18"/>
+                <w:szCs w:val="18"/>
+              </w:rPr>
+              <w:t>Разработчик ИС</w:t>
+            </w:r>
+          </w:p>
+        </w:tc>
+      </w:tr>
+    </w:tbl>
+    <w:p>
+      <w:pPr>
+        <w:pStyle w:val="21"/>
+        <w:ind w:left="851"/>
+      </w:pPr>
+    </w:p>
+    <w:p>
+      <w:pPr>
+        <w:pStyle w:val="21"/>
+        <w:ind w:left="851"/>
+      </w:pPr>
+    </w:p>
+    <w:p>
+      <w:pPr>
+        <w:pStyle w:val="21"/>
+        <w:ind w:left="851"/>
+      </w:pPr>
+    </w:p>
+    <w:p>
       <w:r>
         <w:rPr>
           <w:b/>
           <w:bCs/>
         </w:rPr>
-        <w:t xml:space="preserve">ЛАБОРАТОРНАЯ РАБОТА № </w:t>
-      </w:r>
-      <w:r>
-        <w:rPr>
-          <w:b/>
-          <w:bCs/>
-          <w:lang w:val="en-US"/>
-        </w:rPr>
-        <w:t>1</w:t>
-      </w:r>
-    </w:p>
-    <w:p>
-      <w:pPr>
-        <w:rPr>
-          <w:lang w:val="en-US"/>
-        </w:rPr>
-      </w:pPr>
-      <w:r>
-        <w:rPr>
-          <w:b/>
-          <w:bCs/>
-        </w:rPr>
-        <w:t>Тема:</w:t>
+        <w:lastRenderedPageBreak/>
+        <w:t>Вывод:</w:t>
       </w:r>
       <w:r>
         <w:t xml:space="preserve"> </w:t>
       </w:r>
-    </w:p>
-    <w:p>
-      <w:pPr>
-        <w:rPr>
-          <w:lang w:val="en-US"/>
-        </w:rPr>
-      </w:pPr>
-      <w:r>
-        <w:rPr>
-          <w:b/>
-          <w:bCs/>
-        </w:rPr>
-        <w:t>Цель работы:</w:t>
-      </w:r>
-      <w:r>
-        <w:t xml:space="preserve"> </w:t>
-      </w:r>
-    </w:p>
-    <w:p>
-      <w:r>
-        <w:rPr>
-          <w:b/>
-          <w:bCs/>
-        </w:rPr>
-        <w:t>Задание:</w:t>
-      </w:r>
-    </w:p>
-    <w:p>
-      <w:pPr>
-        <w:pStyle w:val="af"/>
-        <w:numPr>
-          <w:ilvl w:val="0"/>
-          <w:numId w:val="22"/>
-        </w:numPr>
-        <w:contextualSpacing/>
-      </w:pPr>
-    </w:p>
-    <w:p>
-      <w:pPr>
-        <w:pStyle w:val="af"/>
-        <w:numPr>
-          <w:ilvl w:val="0"/>
-          <w:numId w:val="22"/>
-        </w:numPr>
-        <w:contextualSpacing/>
-      </w:pPr>
-    </w:p>
-    <w:p>
-      <w:pPr>
-        <w:pStyle w:val="af"/>
-        <w:numPr>
-          <w:ilvl w:val="0"/>
-          <w:numId w:val="22"/>
-        </w:numPr>
-        <w:contextualSpacing/>
-      </w:pPr>
-    </w:p>
-    <w:p>
-      <w:pPr>
-        <w:pStyle w:val="af"/>
-        <w:numPr>
-          <w:ilvl w:val="0"/>
-          <w:numId w:val="22"/>
-        </w:numPr>
-        <w:contextualSpacing/>
-      </w:pPr>
-    </w:p>
-    <w:p>
-      <w:pPr>
-        <w:pStyle w:val="af"/>
-        <w:numPr>
-          <w:ilvl w:val="0"/>
-          <w:numId w:val="22"/>
-        </w:numPr>
-        <w:contextualSpacing/>
-      </w:pPr>
-    </w:p>
-    <w:p>
-      <w:pPr>
-        <w:pStyle w:val="af"/>
-        <w:numPr>
-          <w:ilvl w:val="0"/>
-          <w:numId w:val="22"/>
-        </w:numPr>
-        <w:contextualSpacing/>
-      </w:pPr>
-    </w:p>
-    <w:p>
-      <w:pPr>
-        <w:pStyle w:val="af"/>
-        <w:numPr>
-          <w:ilvl w:val="0"/>
-          <w:numId w:val="22"/>
-        </w:numPr>
-        <w:contextualSpacing/>
-      </w:pPr>
-    </w:p>
-    <w:p>
-      <w:pPr>
-        <w:ind w:firstLine="0"/>
-      </w:pPr>
-    </w:p>
-    <w:p>
-      <w:pPr>
-        <w:numPr>
-          <w:ilvl w:val="0"/>
-          <w:numId w:val="23"/>
-        </w:numPr>
-        <w:spacing w:after="160" w:line="259" w:lineRule="auto"/>
-        <w:ind w:firstLine="0"/>
-      </w:pPr>
-      <w:r>
-        <w:t>Подглава</w:t>
+      <w:r>
+        <w:t>Разработаны и апробированы регламенты: обновление структуры БД без потери данных, файловые группы для разделения данных и индексов, трёхуровневая стратегия резервного копирования (FULL/DIFF/LOG) с проверкой и тестовым восстановлением. Обновление структуры подтверждено контрольными запросами: данные всех таблиц сохранены.</w:t>
       </w:r>
     </w:p>
     <w:sectPr>
       <w:footerReference w:type="default" r:id="rId8"/>
       <w:pgSz w:w="11906" w:h="16838"/>
-      <w:pgMar w:top="964" w:right="680" w:bottom="1985" w:left="1304" w:header="284" w:footer="720" w:gutter="0"/>
+      <w:pgMar w:top="1080" w:right="1080" w:bottom="1080" w:left="1224" w:header="284" w:footer="720" w:gutter="0"/>
       <w:cols w:space="720"/>
       <w:docGrid w:linePitch="272"/>
     </w:sectPr>
@@ -194,6 +1494,7 @@
   <w:p>
     <w:pPr>
       <w:pStyle w:val="a9"/>
+      <w:jc w:val="center"/>
     </w:pPr>
     <w:r>
       <w:rPr>
@@ -202,7 +1503,7 @@
       <mc:AlternateContent>
         <mc:Choice Requires="wpg">
           <w:drawing>
-            <wp:anchor distT="0" distB="0" distL="114300" distR="114300" simplePos="0" relativeHeight="251659264" behindDoc="0" locked="1" layoutInCell="0" allowOverlap="1" wp14:anchorId="1EC0C23F" wp14:editId="26ECC758">
+            <wp:anchor distT="0" distB="0" distL="114300" distR="114300" simplePos="0" relativeHeight="251659264" behindDoc="0" locked="1" layoutInCell="0" allowOverlap="1" wp14:anchorId="18454F54" wp14:editId="36010FB9">
               <wp:simplePos x="0" y="0"/>
               <wp:positionH relativeFrom="page">
                 <wp:posOffset>720090</wp:posOffset>
@@ -1074,7 +2375,7 @@
         </mc:Choice>
         <mc:Fallback>
           <w:pict>
-            <v:group w14:anchorId="1EC0C23F" id="Group 1" o:spid="_x0000_s1026" style="position:absolute;left:0;text-align:left;margin-left:56.7pt;margin-top:19.85pt;width:518.9pt;height:802.2pt;z-index:251659264;mso-position-horizontal-relative:page;mso-position-vertical-relative:page" coordorigin="1134,397" coordsize="10378,16044" o:gfxdata="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" o:allowincell="f">
+            <v:group w14:anchorId="18454F54" id="Group 1" o:spid="_x0000_s1026" style="position:absolute;left:0;text-align:left;margin-left:56.7pt;margin-top:19.85pt;width:518.9pt;height:802.2pt;z-index:251659264;mso-position-horizontal-relative:page;mso-position-vertical-relative:page" coordorigin="1134,397" coordsize="10378,16044" o:gfxdata="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" o:allowincell="f">
               <v:line id="Line 2" o:spid="_x0000_s1027" style="position:absolute;visibility:visible;mso-wrap-style:square" from="1134,397" to="1134,16441" o:connectortype="straight" o:gfxdata="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" strokeweight="2.25pt"/>
               <v:line id="Line 3" o:spid="_x0000_s1028" style="position:absolute;visibility:visible;mso-wrap-style:square" from="11509,397" to="11509,16441" o:connectortype="straight" o:gfxdata="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" strokeweight="2.25pt"/>
               <v:line id="Line 4" o:spid="_x0000_s1029" style="position:absolute;visibility:visible;mso-wrap-style:square" from="1137,16441" to="11512,16441" o:connectortype="straight" o:gfxdata="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" strokeweight="2.25pt"/>
@@ -4688,8 +5989,12 @@
     <w:qFormat/>
     <w:rsid w:val="00002602"/>
     <w:pPr>
+      <w:spacing w:after="100"/>
       <w:ind w:firstLine="851"/>
     </w:pPr>
+    <w:rPr>
+      <w:sz w:val="22"/>
+    </w:rPr>
   </w:style>
   <w:style w:type="character" w:default="1" w:styleId="a0">
     <w:name w:val="Default Paragraph Font"/>
@@ -4886,7 +6191,7 @@
     <w:unhideWhenUsed/>
     <w:rsid w:val="008178BD"/>
     <w:pPr>
-      <w:spacing w:before="100" w:beforeAutospacing="1" w:after="100" w:afterAutospacing="1"/>
+      <w:spacing w:before="100" w:beforeAutospacing="1" w:afterAutospacing="1"/>
       <w:ind w:firstLine="0"/>
     </w:pPr>
     <w:rPr>
@@ -4942,6 +6247,40 @@
     <w:name w:val="token"/>
     <w:basedOn w:val="a0"/>
     <w:rsid w:val="008178BD"/>
+  </w:style>
+  <w:style w:type="paragraph" w:customStyle="1" w:styleId="1">
+    <w:name w:val="Заголовок1"/>
+    <w:rPr>
+      <w:b/>
+      <w:sz w:val="36"/>
+    </w:rPr>
+  </w:style>
+  <w:style w:type="paragraph" w:customStyle="1" w:styleId="11">
+    <w:name w:val="Заголовок 11"/>
+    <w:rPr>
+      <w:b/>
+      <w:sz w:val="32"/>
+    </w:rPr>
+  </w:style>
+  <w:style w:type="paragraph" w:customStyle="1" w:styleId="21">
+    <w:name w:val="Заголовок 21"/>
+    <w:rPr>
+      <w:b/>
+      <w:sz w:val="26"/>
+    </w:rPr>
+  </w:style>
+  <w:style w:type="paragraph" w:customStyle="1" w:styleId="31">
+    <w:name w:val="Заголовок 31"/>
+    <w:rPr>
+      <w:b/>
+      <w:sz w:val="24"/>
+    </w:rPr>
+  </w:style>
+  <w:style w:type="paragraph" w:customStyle="1" w:styleId="10">
+    <w:name w:val="Нумерованный список1"/>
+  </w:style>
+  <w:style w:type="paragraph" w:customStyle="1" w:styleId="12">
+    <w:name w:val="Маркированный список1"/>
   </w:style>
 </w:styles>
 </file>
